--- a/capitulos/81_Capitulo_81.docx
+++ b/capitulos/81_Capitulo_81.docx
@@ -444,7 +444,7 @@
           <w:color w:val="1C1C20"/>
           <w:sz w:val="22"/>
         </w:rPr>
-        <w:t>Estaba apoyada con indolente elegancia contra una balaustrada de mármol, sosteniendo un abanico de plumas esmeralda. Su cabello castaño claro con reflejos dorados caía en cascadas sedosas sobre sus hombros, enmarcando un rostro aristocrático de belleza felina y unos ojos verdes centelleantes que desbordaban inteligencia y coquetería. Llevaba un conjunto entallado de terciopelo verde bosque con un chaleco de brocado bordado en hilo de oro de la Compañía Elte, resaltando con descarada sofisticación las curvas de su busto y su cintura esbelta.</w:t>
+        <w:t>Estaba apoyada con indolente elegancia contra una balaustrada de mármol, sosteniendo un abanico de plumas esmeralda. Su vibrante cabello rojo encendido —una melena rojiza y sedosa con reflejos bermellón que resplandecía bajo la luz del sol— caía en suaves ondas sobre sus hombros, enmarcando un rostro aristocrático de belleza felina y unos ojos verdes centelleantes que desbordaban inteligencia y coquetería. Llevaba un conjunto entallado de terciopelo verde bosque con un chaleco de brocado bordado en hilo de oro de la Compañía Elte, resaltando con descarada sofisticación las curvas de su busto y su cintura esbelta.</w:t>
       </w:r>
     </w:p>
     <w:p>
@@ -514,7 +514,7 @@
           <w:color w:val="1C1C20"/>
           <w:sz w:val="22"/>
         </w:rPr>
-        <w:t>Giró sobre sus talones, rodeó mi cuello con ambos brazos y se alzó sobre las puntas de sus pies para estampar sus labios contra los míos. Fue un beso voraz, cálido y profundo, impregnado de ese perfume a sándalo y canela que me transportó de inmediato a las noches desinhibidas que habíamos compartido en la Costa Esmeralda. Sentí su cuerpo suave y ardiente presionarse contra el mío, mientras sus dedos acariciaban mi nuca con familiaridad posesiva.</w:t>
+        <w:t>Giró sobre sus talones, rodeó mi cuello con ambos brazos y se alzó sobre las puntas de sus pies para estampar sus labios contra los míos. Fue un beso voraz, cálido y profundo, impregnado de ese perfume a sándalo y canela que me transportó de inmediato a las noches desinhibidas que habíamos compartido en la Costa Esmeralda. Sentí su cuerpo suave y ardiente presionarse contra el mío, mientras sus dedos acariciaban mi nuca con familiaridad posesiva y sus mechones rojizos rozaban mi barbilla.</w:t>
       </w:r>
     </w:p>
     <w:p>
